--- a/06-视图与范围/愿景与范围文档(VS).docx
+++ b/06-视图与范围/愿景与范围文档(VS).docx
@@ -11,23 +11,401 @@
       </w:r>
     </w:p>
     <w:p>
+      <w:pPr>
+        <w:pStyle w:val="Subtitle"/>
+      </w:pPr>
       <w:r>
-        <w:t>文档编号：SRA2026-VS-V1.0</w:t>
+        <w:t>校务问答机器人 / 智慧校园助手</w:t>
+      </w:r>
+    </w:p>
+    <w:tbl>
+      <w:tblPr>
+        <w:tblStyle w:val="TableGrid"/>
+        <w:tblW w:type="auto" w:w="0"/>
+        <w:tblLook w:firstColumn="1" w:firstRow="1" w:lastColumn="0" w:lastRow="0" w:noHBand="0" w:noVBand="1" w:val="04A0"/>
+      </w:tblPr>
+      <w:tblGrid>
+        <w:gridCol w:w="4320"/>
+        <w:gridCol w:w="4320"/>
+      </w:tblGrid>
+      <w:tr>
+        <w:tc>
+          <w:tcPr>
+            <w:tcW w:type="dxa" w:w="4320"/>
+          </w:tcPr>
+          <w:p>
+            <w:r>
+              <w:t>文档编号</w:t>
+            </w:r>
+          </w:p>
+        </w:tc>
+        <w:tc>
+          <w:tcPr>
+            <w:tcW w:type="dxa" w:w="4320"/>
+          </w:tcPr>
+          <w:p>
+            <w:r>
+              <w:t>SRA2026-VS-V1.1</w:t>
+            </w:r>
+          </w:p>
+        </w:tc>
+      </w:tr>
+      <w:tr>
+        <w:tc>
+          <w:tcPr>
+            <w:tcW w:type="dxa" w:w="4320"/>
+          </w:tcPr>
+          <w:p>
+            <w:r>
+              <w:t>版本号</w:t>
+            </w:r>
+          </w:p>
+        </w:tc>
+        <w:tc>
+          <w:tcPr>
+            <w:tcW w:type="dxa" w:w="4320"/>
+          </w:tcPr>
+          <w:p>
+            <w:r>
+              <w:t>V1.1</w:t>
+            </w:r>
+          </w:p>
+        </w:tc>
+      </w:tr>
+      <w:tr>
+        <w:tc>
+          <w:tcPr>
+            <w:tcW w:type="dxa" w:w="4320"/>
+          </w:tcPr>
+          <w:p>
+            <w:r>
+              <w:t>状态</w:t>
+            </w:r>
+          </w:p>
+        </w:tc>
+        <w:tc>
+          <w:tcPr>
+            <w:tcW w:type="dxa" w:w="4320"/>
+          </w:tcPr>
+          <w:p>
+            <w:r>
+              <w:t>修订稿</w:t>
+            </w:r>
+          </w:p>
+        </w:tc>
+      </w:tr>
+      <w:tr>
+        <w:tc>
+          <w:tcPr>
+            <w:tcW w:type="dxa" w:w="4320"/>
+          </w:tcPr>
+          <w:p>
+            <w:r>
+              <w:t>日期</w:t>
+            </w:r>
+          </w:p>
+        </w:tc>
+        <w:tc>
+          <w:tcPr>
+            <w:tcW w:type="dxa" w:w="4320"/>
+          </w:tcPr>
+          <w:p>
+            <w:r>
+              <w:t>2026-05-10</w:t>
+            </w:r>
+          </w:p>
+        </w:tc>
+      </w:tr>
+      <w:tr>
+        <w:tc>
+          <w:tcPr>
+            <w:tcW w:type="dxa" w:w="4320"/>
+          </w:tcPr>
+          <w:p>
+            <w:r>
+              <w:t>项目组</w:t>
+            </w:r>
+          </w:p>
+        </w:tc>
+        <w:tc>
+          <w:tcPr>
+            <w:tcW w:type="dxa" w:w="4320"/>
+          </w:tcPr>
+          <w:p>
+            <w:r>
+              <w:t>SRA2026-G10</w:t>
+            </w:r>
+          </w:p>
+        </w:tc>
+      </w:tr>
+      <w:tr>
+        <w:tc>
+          <w:tcPr>
+            <w:tcW w:type="dxa" w:w="4320"/>
+          </w:tcPr>
+          <w:p>
+            <w:r>
+              <w:t>适用基线</w:t>
+            </w:r>
+          </w:p>
+        </w:tc>
+        <w:tc>
+          <w:tcPr>
+            <w:tcW w:type="dxa" w:w="4320"/>
+          </w:tcPr>
+          <w:p>
+            <w:r>
+              <w:t>SRS-BASELINE-V1.0</w:t>
+            </w:r>
+          </w:p>
+        </w:tc>
+      </w:tr>
+      <w:tr>
+        <w:tc>
+          <w:tcPr>
+            <w:tcW w:type="dxa" w:w="4320"/>
+          </w:tcPr>
+          <w:p>
+            <w:r>
+              <w:t>统一口径</w:t>
+            </w:r>
+          </w:p>
+        </w:tc>
+        <w:tc>
+          <w:tcPr>
+            <w:tcW w:type="dxa" w:w="4320"/>
+          </w:tcPr>
+          <w:p>
+            <w:r>
+              <w:t>40条需求、47个用例、78条测试用例、16项变更</w:t>
+            </w:r>
+          </w:p>
+        </w:tc>
+      </w:tr>
+      <w:tr>
+        <w:tc>
+          <w:tcPr>
+            <w:tcW w:type="dxa" w:w="4320"/>
+          </w:tcPr>
+          <w:p>
+            <w:r>
+              <w:t>适用范围</w:t>
+            </w:r>
+          </w:p>
+        </w:tc>
+        <w:tc>
+          <w:tcPr>
+            <w:tcW w:type="dxa" w:w="4320"/>
+          </w:tcPr>
+          <w:p>
+            <w:r>
+              <w:t>Vision and Scope 正式版本链</w:t>
+            </w:r>
+          </w:p>
+        </w:tc>
+      </w:tr>
+    </w:tbl>
+    <w:p>
+      <w:pPr>
+        <w:pStyle w:val="Heading1"/>
+      </w:pPr>
+      <w:r>
+        <w:t>版本修订记录</w:t>
+      </w:r>
+    </w:p>
+    <w:tbl>
+      <w:tblPr>
+        <w:tblStyle w:val="TableGrid"/>
+        <w:tblW w:type="auto" w:w="0"/>
+        <w:tblLook w:firstColumn="1" w:firstRow="1" w:lastColumn="0" w:lastRow="0" w:noHBand="0" w:noVBand="1" w:val="04A0"/>
+      </w:tblPr>
+      <w:tblGrid>
+        <w:gridCol w:w="2880"/>
+        <w:gridCol w:w="2880"/>
+        <w:gridCol w:w="2880"/>
+      </w:tblGrid>
+      <w:tr>
+        <w:tc>
+          <w:tcPr>
+            <w:tcW w:type="dxa" w:w="2880"/>
+          </w:tcPr>
+          <w:p>
+            <w:r>
+              <w:t>版本</w:t>
+            </w:r>
+          </w:p>
+        </w:tc>
+        <w:tc>
+          <w:tcPr>
+            <w:tcW w:type="dxa" w:w="2880"/>
+          </w:tcPr>
+          <w:p>
+            <w:r>
+              <w:t>日期</w:t>
+            </w:r>
+          </w:p>
+        </w:tc>
+        <w:tc>
+          <w:tcPr>
+            <w:tcW w:type="dxa" w:w="2880"/>
+          </w:tcPr>
+          <w:p>
+            <w:r>
+              <w:t>修订说明</w:t>
+            </w:r>
+          </w:p>
+        </w:tc>
+      </w:tr>
+      <w:tr>
+        <w:tc>
+          <w:tcPr>
+            <w:tcW w:type="dxa" w:w="2880"/>
+          </w:tcPr>
+          <w:p>
+            <w:r>
+              <w:t>V1.0</w:t>
+            </w:r>
+          </w:p>
+        </w:tc>
+        <w:tc>
+          <w:tcPr>
+            <w:tcW w:type="dxa" w:w="2880"/>
+          </w:tcPr>
+          <w:p>
+            <w:r>
+              <w:t>2026-04-21</w:t>
+            </w:r>
+          </w:p>
+        </w:tc>
+        <w:tc>
+          <w:tcPr>
+            <w:tcW w:type="dxa" w:w="2880"/>
+          </w:tcPr>
+          <w:p>
+            <w:r>
+              <w:t>历史基线，明确课程项目初始愿景和范围。</w:t>
+            </w:r>
+          </w:p>
+        </w:tc>
+      </w:tr>
+      <w:tr>
+        <w:tc>
+          <w:tcPr>
+            <w:tcW w:type="dxa" w:w="2880"/>
+          </w:tcPr>
+          <w:p>
+            <w:r>
+              <w:t>V1.1</w:t>
+            </w:r>
+          </w:p>
+        </w:tc>
+        <w:tc>
+          <w:tcPr>
+            <w:tcW w:type="dxa" w:w="2880"/>
+          </w:tcPr>
+          <w:p>
+            <w:r>
+              <w:t>2026-04-28</w:t>
+            </w:r>
+          </w:p>
+        </w:tc>
+        <w:tc>
+          <w:tcPr>
+            <w:tcW w:type="dxa" w:w="2880"/>
+          </w:tcPr>
+          <w:p>
+            <w:r>
+              <w:t>补充痛点、干系人、业务价值和 MVP 范围。</w:t>
+            </w:r>
+          </w:p>
+        </w:tc>
+      </w:tr>
+      <w:tr>
+        <w:tc>
+          <w:tcPr>
+            <w:tcW w:type="dxa" w:w="2880"/>
+          </w:tcPr>
+          <w:p>
+            <w:r>
+              <w:t>V1.2</w:t>
+            </w:r>
+          </w:p>
+        </w:tc>
+        <w:tc>
+          <w:tcPr>
+            <w:tcW w:type="dxa" w:w="2880"/>
+          </w:tcPr>
+          <w:p>
+            <w:r>
+              <w:t>2026-05-04</w:t>
+            </w:r>
+          </w:p>
+        </w:tc>
+        <w:tc>
+          <w:tcPr>
+            <w:tcW w:type="dxa" w:w="2880"/>
+          </w:tcPr>
+          <w:p>
+            <w:r>
+              <w:t>补充 MoSCoW、KPI、风险、约束和预算口径。</w:t>
+            </w:r>
+          </w:p>
+        </w:tc>
+      </w:tr>
+      <w:tr>
+        <w:tc>
+          <w:tcPr>
+            <w:tcW w:type="dxa" w:w="2880"/>
+          </w:tcPr>
+          <w:p>
+            <w:r>
+              <w:t>V1.3</w:t>
+            </w:r>
+          </w:p>
+        </w:tc>
+        <w:tc>
+          <w:tcPr>
+            <w:tcW w:type="dxa" w:w="2880"/>
+          </w:tcPr>
+          <w:p>
+            <w:r>
+              <w:t>2026-05-10</w:t>
+            </w:r>
+          </w:p>
+        </w:tc>
+        <w:tc>
+          <w:tcPr>
+            <w:tcW w:type="dxa" w:w="2880"/>
+          </w:tcPr>
+          <w:p>
+            <w:r>
+              <w:t>对齐系统上下文图、外部接口和安全边界，形成定稿。</w:t>
+            </w:r>
+          </w:p>
+        </w:tc>
+      </w:tr>
+    </w:tbl>
+    <w:p>
+      <w:pPr>
+        <w:pStyle w:val="Heading1"/>
+      </w:pPr>
+      <w:r>
+        <w:t>范围口径</w:t>
       </w:r>
     </w:p>
     <w:p>
       <w:r>
-        <w:t>版本号：V1.0</w:t>
+        <w:t>MVP 聚焦智能问答、知识库维护、反馈和历史记录；不承诺生产上线。</w:t>
       </w:r>
     </w:p>
     <w:p>
       <w:r>
-        <w:t>状态：历史基线</w:t>
+        <w:t>本期交付是课程需求工程与原型验证，不是生产级系统上线。</w:t>
       </w:r>
     </w:p>
     <w:p>
       <w:r>
-        <w:t>日期：2026-04-21</w:t>
+        <w:t>后续版本可考虑微信公众号、家长端、访客端和更深层校务系统集成。</w:t>
       </w:r>
     </w:p>
     <w:p>
@@ -35,17 +413,22 @@
         <w:pStyle w:val="Heading1"/>
       </w:pPr>
       <w:r>
-        <w:t>版本定位</w:t>
+        <w:t>系统边界</w:t>
       </w:r>
     </w:p>
     <w:p>
       <w:r>
-        <w:t>本文件是 Vision and Scope 的 V1.0 历史基线整理版，对应原始《项目视图与范围（Vision and Scope）文档.doc》。</w:t>
+        <w:t>系统内：问答入口、知识库检索、答案展示、反馈记录、后台维护、统计查看。</w:t>
       </w:r>
     </w:p>
     <w:p>
       <w:r>
-        <w:t>该版本用于记录项目早期愿景、范围边界和课程原型定位，后续 V1.1-V1.3 在此基础上补充业务价值、KPI、风险、上下文图和最终范围口径。</w:t>
+        <w:t>系统外：教务系统、OA、一卡通、门禁、短信/通知服务、真实 CAS 生产账号。</w:t>
+      </w:r>
+    </w:p>
+    <w:p>
+      <w:r>
+        <w:t>所有外部系统在原型阶段使用模拟数据或公开信息，不进行真实写入。</w:t>
       </w:r>
     </w:p>
     <w:p>
@@ -53,17 +436,22 @@
         <w:pStyle w:val="Heading1"/>
       </w:pPr>
       <w:r>
-        <w:t>初始范围</w:t>
+        <w:t>追踪矩阵</w:t>
       </w:r>
     </w:p>
     <w:p>
       <w:r>
-        <w:t>本期聚焦校务问答、知识库维护、用户反馈、历史记录和管理员后台的需求分析与原型验证。</w:t>
+        <w:t>业务目标：降低重复咨询 -&gt; 范围项：智能问答 -&gt; 接口：用户提问/答案返回 -&gt; KPI：P95 响应不超过 3 秒。</w:t>
       </w:r>
     </w:p>
     <w:p>
       <w:r>
-        <w:t>不承诺生产上线，不接入真实门禁、一卡通或核心校务系统写入接口。</w:t>
+        <w:t>业务目标：保证答案可维护 -&gt; 范围项：知识库维护 -&gt; 接口：知识条目管理 -&gt; KPI：更新记录可追溯。</w:t>
+      </w:r>
+    </w:p>
+    <w:p>
+      <w:r>
+        <w:t>业务目标：形成闭环 -&gt; 范围项：反馈与统计 -&gt; 接口：反馈提交/统计查询 -&gt; KPI：反馈处理状态可查。</w:t>
       </w:r>
     </w:p>
     <w:sectPr>

--- a/06-视图与范围/愿景与范围文档(VS).docx
+++ b/06-视图与范围/愿景与范围文档(VS).docx
@@ -45,7 +45,7 @@
           </w:tcPr>
           <w:p>
             <w:r>
-              <w:t>SRA2026-VS-V1.1</w:t>
+              <w:t>SRA2026-VS-V1.2</w:t>
             </w:r>
           </w:p>
         </w:tc>
@@ -67,7 +67,7 @@
           </w:tcPr>
           <w:p>
             <w:r>
-              <w:t>V1.1</w:t>
+              <w:t>V1.2</w:t>
             </w:r>
           </w:p>
         </w:tc>
@@ -89,7 +89,7 @@
           </w:tcPr>
           <w:p>
             <w:r>
-              <w:t>修订稿</w:t>
+              <w:t>评审稿</w:t>
             </w:r>
           </w:p>
         </w:tc>
@@ -395,7 +395,7 @@
     </w:p>
     <w:p>
       <w:r>
-        <w:t>MVP 聚焦智能问答、知识库维护、反馈和历史记录；不承诺生产上线。</w:t>
+        <w:t>预算统一为课程原型投入，不使用 150 万生产项目口径；部署为演示/原型环境。</w:t>
       </w:r>
     </w:p>
     <w:p>

--- a/06-视图与范围/愿景与范围文档(VS).docx
+++ b/06-视图与范围/愿景与范围文档(VS).docx
@@ -45,7 +45,7 @@
           </w:tcPr>
           <w:p>
             <w:r>
-              <w:t>SRA2026-VS-V1.2</w:t>
+              <w:t>SRA2026-VS-V1.3</w:t>
             </w:r>
           </w:p>
         </w:tc>
@@ -67,7 +67,7 @@
           </w:tcPr>
           <w:p>
             <w:r>
-              <w:t>V1.2</w:t>
+              <w:t>V1.3</w:t>
             </w:r>
           </w:p>
         </w:tc>
@@ -89,7 +89,7 @@
           </w:tcPr>
           <w:p>
             <w:r>
-              <w:t>评审稿</w:t>
+              <w:t>基线版</w:t>
             </w:r>
           </w:p>
         </w:tc>
@@ -395,7 +395,7 @@
     </w:p>
     <w:p>
       <w:r>
-        <w:t>预算统一为课程原型投入，不使用 150 万生产项目口径；部署为演示/原型环境。</w:t>
+        <w:t>商用 LLM API 仅用于脱敏演示数据；不接入门禁/一卡通实时写入，不处理真实敏感数据。</w:t>
       </w:r>
     </w:p>
     <w:p>

--- a/06-视图与范围/愿景与范围文档(VS).docx
+++ b/06-视图与范围/愿景与范围文档(VS).docx
@@ -2,6 +2,204 @@
 <file path=word/document.xml><?xml version="1.0" encoding="utf-8"?>
 <w:document xmlns:wpc="http://schemas.microsoft.com/office/word/2010/wordprocessingCanvas" xmlns:mo="http://schemas.microsoft.com/office/mac/office/2008/main" xmlns:mc="http://schemas.openxmlformats.org/markup-compatibility/2006" xmlns:mv="urn:schemas-microsoft-com:mac:vml" xmlns:o="urn:schemas-microsoft-com:office:office" xmlns:r="http://schemas.openxmlformats.org/officeDocument/2006/relationships" xmlns:m="http://schemas.openxmlformats.org/officeDocument/2006/math" xmlns:v="urn:schemas-microsoft-com:vml" xmlns:wp14="http://schemas.microsoft.com/office/word/2010/wordprocessingDrawing" xmlns:wp="http://schemas.openxmlformats.org/drawingml/2006/wordprocessingDrawing" xmlns:w10="urn:schemas-microsoft-com:office:word" xmlns:w="http://schemas.openxmlformats.org/wordprocessingml/2006/main" xmlns:w14="http://schemas.microsoft.com/office/word/2010/wordml" xmlns:wpg="http://schemas.microsoft.com/office/word/2010/wordprocessingGroup" xmlns:wpi="http://schemas.microsoft.com/office/word/2010/wordprocessingInk" xmlns:wne="http://schemas.microsoft.com/office/word/2006/wordml" xmlns:wps="http://schemas.microsoft.com/office/word/2010/wordprocessingShape" mc:Ignorable="w14 wp14">
   <w:body>
+    <w:p>
+      <w:pPr>
+        <w:spacing w:before="0" w:after="360"/>
+        <w:jc w:val="center"/>
+      </w:pPr>
+      <w:r>
+        <w:rPr>
+          <w:rFonts w:ascii="宋体" w:hAnsi="宋体" w:eastAsia="宋体"/>
+          <w:b w:val="0"/>
+          <w:sz w:val="16"/>
+        </w:rPr>
+      </w:r>
+    </w:p>
+    <w:p>
+      <w:pPr>
+        <w:spacing w:before="0" w:after="160"/>
+        <w:jc w:val="center"/>
+      </w:pPr>
+      <w:r>
+        <w:rPr>
+          <w:rFonts w:ascii="宋体" w:hAnsi="宋体" w:eastAsia="宋体"/>
+          <w:b/>
+          <w:sz w:val="48"/>
+        </w:rPr>
+        <w:t>校务问答机器人</w:t>
+      </w:r>
+    </w:p>
+    <w:p>
+      <w:pPr>
+        <w:spacing w:before="0" w:after="360"/>
+        <w:jc w:val="center"/>
+      </w:pPr>
+      <w:r>
+        <w:rPr>
+          <w:rFonts w:ascii="宋体" w:hAnsi="宋体" w:eastAsia="宋体"/>
+          <w:b/>
+          <w:sz w:val="40"/>
+        </w:rPr>
+        <w:t>愿景与范围文档(VS)</w:t>
+      </w:r>
+    </w:p>
+    <w:p>
+      <w:pPr>
+        <w:spacing w:after="480"/>
+        <w:jc w:val="center"/>
+      </w:pPr>
+      <w:r>
+        <w:drawing>
+          <wp:inline xmlns:a="http://schemas.openxmlformats.org/drawingml/2006/main" xmlns:pic="http://schemas.openxmlformats.org/drawingml/2006/picture">
+            <wp:extent cx="1143000" cy="953011"/>
+            <wp:docPr id="3" name="Picture 3"/>
+            <wp:cNvGraphicFramePr>
+              <a:graphicFrameLocks noChangeAspect="1"/>
+            </wp:cNvGraphicFramePr>
+            <a:graphic>
+              <a:graphicData uri="http://schemas.openxmlformats.org/drawingml/2006/picture">
+                <pic:pic>
+                  <pic:nvPicPr>
+                    <pic:cNvPr id="0" name="image.png"/>
+                    <pic:cNvPicPr/>
+                  </pic:nvPicPr>
+                  <pic:blipFill>
+                    <a:blip r:embed="rId9"/>
+                    <a:stretch>
+                      <a:fillRect/>
+                    </a:stretch>
+                  </pic:blipFill>
+                  <pic:spPr>
+                    <a:xfrm>
+                      <a:off x="0" y="0"/>
+                      <a:ext cx="1143000" cy="953011"/>
+                    </a:xfrm>
+                    <a:prstGeom prst="rect"/>
+                  </pic:spPr>
+                </pic:pic>
+              </a:graphicData>
+            </a:graphic>
+          </wp:inline>
+        </w:drawing>
+      </w:r>
+    </w:p>
+    <w:p>
+      <w:pPr>
+        <w:spacing w:before="0" w:after="80"/>
+        <w:jc w:val="center"/>
+      </w:pPr>
+      <w:r>
+        <w:rPr>
+          <w:rFonts w:ascii="宋体" w:hAnsi="宋体" w:eastAsia="宋体"/>
+          <w:b w:val="0"/>
+          <w:sz w:val="24"/>
+        </w:rPr>
+        <w:t>项目名称：智慧校园助手（SRA2026）校务问答机器人</w:t>
+      </w:r>
+    </w:p>
+    <w:p>
+      <w:pPr>
+        <w:spacing w:before="0" w:after="80"/>
+        <w:jc w:val="center"/>
+      </w:pPr>
+      <w:r>
+        <w:rPr>
+          <w:rFonts w:ascii="宋体" w:hAnsi="宋体" w:eastAsia="宋体"/>
+          <w:b w:val="0"/>
+          <w:sz w:val="24"/>
+        </w:rPr>
+        <w:t>文档编号：SRA2026-VS-V1.3</w:t>
+      </w:r>
+    </w:p>
+    <w:p>
+      <w:pPr>
+        <w:spacing w:before="0" w:after="80"/>
+        <w:jc w:val="center"/>
+      </w:pPr>
+      <w:r>
+        <w:rPr>
+          <w:rFonts w:ascii="宋体" w:hAnsi="宋体" w:eastAsia="宋体"/>
+          <w:b w:val="0"/>
+          <w:sz w:val="24"/>
+        </w:rPr>
+        <w:t>版本：V1.3</w:t>
+      </w:r>
+    </w:p>
+    <w:p>
+      <w:pPr>
+        <w:spacing w:before="0" w:after="80"/>
+        <w:jc w:val="center"/>
+      </w:pPr>
+      <w:r>
+        <w:t>状态：基线版</w:t>
+      </w:r>
+    </w:p>
+    <w:p>
+      <w:pPr>
+        <w:spacing w:before="0" w:after="80"/>
+        <w:jc w:val="center"/>
+      </w:pPr>
+      <w:r>
+        <w:rPr>
+          <w:rFonts w:ascii="宋体" w:hAnsi="宋体" w:eastAsia="宋体"/>
+          <w:b w:val="0"/>
+          <w:sz w:val="24"/>
+        </w:rPr>
+        <w:t>编制日期：2026年5月10日</w:t>
+      </w:r>
+    </w:p>
+    <w:p>
+      <w:pPr>
+        <w:spacing w:before="0" w:after="80"/>
+        <w:jc w:val="center"/>
+      </w:pPr>
+      <w:r>
+        <w:rPr>
+          <w:rFonts w:ascii="宋体" w:hAnsi="宋体" w:eastAsia="宋体"/>
+          <w:b w:val="0"/>
+          <w:sz w:val="24"/>
+        </w:rPr>
+        <w:t>编制团队：SRA2026-G10 项目组</w:t>
+      </w:r>
+    </w:p>
+    <w:p>
+      <w:pPr>
+        <w:spacing w:before="0" w:after="0"/>
+        <w:jc w:val="center"/>
+      </w:pPr>
+      <w:r>
+        <w:rPr>
+          <w:rFonts w:ascii="宋体" w:hAnsi="宋体" w:eastAsia="宋体"/>
+          <w:b w:val="0"/>
+          <w:color w:val="666666"/>
+          <w:sz w:val="21"/>
+        </w:rPr>
+        <w:t>适用范围：软件需求工程课程项目交付文档</w:t>
+      </w:r>
+    </w:p>
+    <w:p>
+      <w:pPr>
+        <w:spacing w:before="480" w:after="0"/>
+        <w:jc w:val="center"/>
+      </w:pPr>
+      <w:r>
+        <w:rPr>
+          <w:rFonts w:ascii="宋体" w:hAnsi="宋体" w:eastAsia="宋体"/>
+          <w:b w:val="0"/>
+          <w:color w:val="666666"/>
+          <w:sz w:val="18"/>
+        </w:rPr>
+        <w:t>依据：SRS、RG、UG、UC、PT、设计、测试、评审与配置管理基线材料</w:t>
+      </w:r>
+    </w:p>
+    <w:p>
+      <w:pPr>
+        <w:spacing w:after="0"/>
+      </w:pPr>
+      <w:r>
+        <w:br w:type="page"/>
+      </w:r>
+    </w:p>
     <w:p>
       <w:pPr>
         <w:pStyle w:val="Title"/>
@@ -18,6 +216,102 @@
         <w:t>校务问答机器人 / 智慧校园助手</w:t>
       </w:r>
     </w:p>
+    <w:p>
+      <w:pPr>
+        <w:pStyle w:val="Heading1"/>
+      </w:pPr>
+      <w:r>
+        <w:t>版本修订记录</w:t>
+      </w:r>
+    </w:p>
+    <w:p>
+      <w:pPr>
+        <w:pStyle w:val="Heading1"/>
+      </w:pPr>
+      <w:r>
+        <w:t>范围口径</w:t>
+      </w:r>
+    </w:p>
+    <w:p>
+      <w:r>
+        <w:t>商用 LLM API 仅用于脱敏演示数据；不接入门禁/一卡通实时写入，不处理真实敏感数据。</w:t>
+      </w:r>
+    </w:p>
+    <w:p>
+      <w:r>
+        <w:t>本期交付是课程需求工程与原型验证，不是生产级系统上线。</w:t>
+      </w:r>
+    </w:p>
+    <w:p>
+      <w:r>
+        <w:t>后续版本可考虑微信公众号、家长端、访客端和更深层校务系统集成。</w:t>
+      </w:r>
+    </w:p>
+    <w:p>
+      <w:pPr>
+        <w:pStyle w:val="Heading1"/>
+      </w:pPr>
+      <w:r>
+        <w:t>系统边界</w:t>
+      </w:r>
+    </w:p>
+    <w:p>
+      <w:r>
+        <w:t>系统内：问答入口、知识库检索、答案展示、反馈记录、后台维护、统计查看。</w:t>
+      </w:r>
+    </w:p>
+    <w:p>
+      <w:r>
+        <w:t>系统外：教务系统、OA、一卡通、门禁、短信/通知服务、真实 CAS 生产账号。</w:t>
+      </w:r>
+    </w:p>
+    <w:p>
+      <w:r>
+        <w:t>所有外部系统在原型阶段使用模拟数据或公开信息，不进行真实写入。</w:t>
+      </w:r>
+    </w:p>
+    <w:p>
+      <w:pPr>
+        <w:pStyle w:val="Heading1"/>
+      </w:pPr>
+      <w:r>
+        <w:t>追踪矩阵</w:t>
+      </w:r>
+    </w:p>
+    <w:p>
+      <w:r>
+        <w:t>业务目标：降低重复咨询 -&gt; 范围项：智能问答 -&gt; 接口：用户提问/答案返回 -&gt; KPI：P95 响应不超过 3 秒。</w:t>
+      </w:r>
+    </w:p>
+    <w:p>
+      <w:r>
+        <w:t>业务目标：保证答案可维护 -&gt; 范围项：知识库维护 -&gt; 接口：知识条目管理 -&gt; KPI：更新记录可追溯。</w:t>
+      </w:r>
+    </w:p>
+    <w:p>
+      <w:r>
+        <w:t>业务目标：形成闭环 -&gt; 范围项：反馈与统计 -&gt; 接口：反馈提交/统计查询 -&gt; KPI：反馈处理状态可查。</w:t>
+      </w:r>
+    </w:p>
+    <w:p>
+      <w:pPr>
+        <w:spacing w:before="0" w:after="360"/>
+        <w:jc w:val="center"/>
+      </w:pPr>
+      <w:r>
+        <w:rPr>
+          <w:rFonts w:ascii="宋体" w:hAnsi="宋体" w:eastAsia="宋体"/>
+          <w:b w:val="0"/>
+          <w:sz w:val="16"/>
+        </w:rPr>
+      </w:r>
+    </w:p>
+    <w:sectPr>
+      <w:pgSz w:w="12240" w:h="15840"/>
+      <w:pgMar w:top="1440" w:right="1800" w:bottom="1440" w:left="1800" w:header="720" w:footer="720" w:gutter="0"/>
+      <w:cols w:space="720"/>
+      <w:docGrid w:linePitch="360"/>
+    </w:sectPr>
     <w:tbl>
       <w:tblPr>
         <w:tblStyle w:val="TableGrid"/>
@@ -205,14 +499,6 @@
         </w:tc>
       </w:tr>
     </w:tbl>
-    <w:p>
-      <w:pPr>
-        <w:pStyle w:val="Heading1"/>
-      </w:pPr>
-      <w:r>
-        <w:t>版本修订记录</w:t>
-      </w:r>
-    </w:p>
     <w:tbl>
       <w:tblPr>
         <w:tblStyle w:val="TableGrid"/>
@@ -385,81 +671,6 @@
         </w:tc>
       </w:tr>
     </w:tbl>
-    <w:p>
-      <w:pPr>
-        <w:pStyle w:val="Heading1"/>
-      </w:pPr>
-      <w:r>
-        <w:t>范围口径</w:t>
-      </w:r>
-    </w:p>
-    <w:p>
-      <w:r>
-        <w:t>商用 LLM API 仅用于脱敏演示数据；不接入门禁/一卡通实时写入，不处理真实敏感数据。</w:t>
-      </w:r>
-    </w:p>
-    <w:p>
-      <w:r>
-        <w:t>本期交付是课程需求工程与原型验证，不是生产级系统上线。</w:t>
-      </w:r>
-    </w:p>
-    <w:p>
-      <w:r>
-        <w:t>后续版本可考虑微信公众号、家长端、访客端和更深层校务系统集成。</w:t>
-      </w:r>
-    </w:p>
-    <w:p>
-      <w:pPr>
-        <w:pStyle w:val="Heading1"/>
-      </w:pPr>
-      <w:r>
-        <w:t>系统边界</w:t>
-      </w:r>
-    </w:p>
-    <w:p>
-      <w:r>
-        <w:t>系统内：问答入口、知识库检索、答案展示、反馈记录、后台维护、统计查看。</w:t>
-      </w:r>
-    </w:p>
-    <w:p>
-      <w:r>
-        <w:t>系统外：教务系统、OA、一卡通、门禁、短信/通知服务、真实 CAS 生产账号。</w:t>
-      </w:r>
-    </w:p>
-    <w:p>
-      <w:r>
-        <w:t>所有外部系统在原型阶段使用模拟数据或公开信息，不进行真实写入。</w:t>
-      </w:r>
-    </w:p>
-    <w:p>
-      <w:pPr>
-        <w:pStyle w:val="Heading1"/>
-      </w:pPr>
-      <w:r>
-        <w:t>追踪矩阵</w:t>
-      </w:r>
-    </w:p>
-    <w:p>
-      <w:r>
-        <w:t>业务目标：降低重复咨询 -&gt; 范围项：智能问答 -&gt; 接口：用户提问/答案返回 -&gt; KPI：P95 响应不超过 3 秒。</w:t>
-      </w:r>
-    </w:p>
-    <w:p>
-      <w:r>
-        <w:t>业务目标：保证答案可维护 -&gt; 范围项：知识库维护 -&gt; 接口：知识条目管理 -&gt; KPI：更新记录可追溯。</w:t>
-      </w:r>
-    </w:p>
-    <w:p>
-      <w:r>
-        <w:t>业务目标：形成闭环 -&gt; 范围项：反馈与统计 -&gt; 接口：反馈提交/统计查询 -&gt; KPI：反馈处理状态可查。</w:t>
-      </w:r>
-    </w:p>
-    <w:sectPr>
-      <w:pgSz w:w="12240" w:h="15840"/>
-      <w:pgMar w:top="1440" w:right="1800" w:bottom="1440" w:left="1800" w:header="720" w:footer="720" w:gutter="0"/>
-      <w:cols w:space="720"/>
-      <w:docGrid w:linePitch="360"/>
-    </w:sectPr>
   </w:body>
 </w:document>
 </file>
